--- a/Sprint Review and Retrospective.docx
+++ b/Sprint Review and Retrospective.docx
@@ -54,7 +54,21 @@
         <w:rPr>
           <w:rFonts w:ascii="Times New Roman" w:hAnsi="Times New Roman" w:cs="Times New Roman"/>
         </w:rPr>
-        <w:t>The Scrum-Agile approach helped user stories move to completion more effectively than a traditional development model. Instead of trying to complete the entire project at once, the work was broken into smaller, manageable pieces that could be completed during short sprints. This made it easier to focus on specific tasks and ensure they were working correctly before moving on. For example, features like displaying travel destinations, updating images, and writing descriptions were handled in smaller increments. This allowed for testing and feedback at each stage. Backlog refinement and sprint planning were especially helpful because they ensured that user stories were clearly defined before development began. This reduced confusion and helped the team stay focused. Additionally, continuous feedback allowed improvements to be made throughout the project rather than waiting until the end.</w:t>
+        <w:t xml:space="preserve">The Scrum-Agile approach helped user stories move to completion more effectively than a traditional development model. Instead of trying to complete the entire project at once, the work was broken into smaller, manageable pieces that could be completed during short sprints. This made it easier to focus on specific tasks and ensure they were working correctly before moving on. For example, features like displaying travel destinations, updating images, and writing descriptions were handled in smaller increments. This </w:t>
+      </w:r>
+      <w:proofErr w:type="gramStart"/>
+      <w:r>
+        <w:rPr>
+          <w:rFonts w:ascii="Times New Roman" w:hAnsi="Times New Roman" w:cs="Times New Roman"/>
+        </w:rPr>
+        <w:t>allowed for</w:t>
+      </w:r>
+      <w:proofErr w:type="gramEnd"/>
+      <w:r>
+        <w:rPr>
+          <w:rFonts w:ascii="Times New Roman" w:hAnsi="Times New Roman" w:cs="Times New Roman"/>
+        </w:rPr>
+        <w:t xml:space="preserve"> testing and feedback at each stage. Backlog refinement and sprint planning were especially helpful because they ensured that user stories were clearly defined before development began. This reduced confusion and helped the team stay focused. Additionally, continuous feedback allowed improvements to be made throughout the project rather than waiting until the end.</w:t>
       </w:r>
     </w:p>
     <w:p>
@@ -83,7 +97,21 @@
         <w:rPr>
           <w:rFonts w:ascii="Times New Roman" w:hAnsi="Times New Roman" w:cs="Times New Roman"/>
         </w:rPr>
-        <w:t>Communication was one of the most important factors in the success of the project. Agile encourages constant communication between team members, and this was very helpful throughout development. Practices such as daily standups, sprint planning, backlog refinement, and retrospectives helped ensure that everyone stayed informed and aligned. For example, daily updates allowed team members to share what they were working on and identify any blockers early. Collaboration between developers and testers was especially important. Instead of waiting until the end of development, testers were able to start creating test cases early and provide feedback as features were being built. This helped catch issues sooner and improved overall quality. Clear communication also helped prevent misunderstandings, especially when requirements changed. By maintaining open communication, the team was able to work more efficiently and support each other.</w:t>
+        <w:t xml:space="preserve">Communication was one of the most important factors in the success of the project. Agile encourages constant communication between team members, and this was very helpful throughout development. Practices such as daily standups, sprint planning, backlog refinement, and retrospectives helped ensure that everyone stayed informed and aligned. For example, daily updates allowed team members to share what they were working on and identify any blockers early. Collaboration between developers and testers was especially important. Instead of waiting until the end of development, testers were able to start creating test cases early and provide feedback as features were being built. This helped catch issues sooner and </w:t>
+      </w:r>
+      <w:proofErr w:type="gramStart"/>
+      <w:r>
+        <w:rPr>
+          <w:rFonts w:ascii="Times New Roman" w:hAnsi="Times New Roman" w:cs="Times New Roman"/>
+        </w:rPr>
+        <w:t>improved</w:t>
+      </w:r>
+      <w:proofErr w:type="gramEnd"/>
+      <w:r>
+        <w:rPr>
+          <w:rFonts w:ascii="Times New Roman" w:hAnsi="Times New Roman" w:cs="Times New Roman"/>
+        </w:rPr>
+        <w:t xml:space="preserve"> overall quality. Clear communication also helped prevent misunderstandings, especially when requirements changed. By maintaining open communication, the team was able to work more efficiently and support each other.</w:t>
       </w:r>
     </w:p>
     <w:p>
@@ -133,6 +161,171 @@
           <w:rFonts w:ascii="Times New Roman" w:hAnsi="Times New Roman" w:cs="Times New Roman"/>
         </w:rPr>
         <w:t>Overall, the Scrum-Agile approach was highly effective for the SNHU Travel project. It allowed the team to adapt to changing requirements, improve communication, and deliver working features more efficiently. Compared to the waterfall model, Agile provided more flexibility and encouraged continuous feedback and improvement. While there were some challenges, such as the need for ongoing communication and adjustments, the benefits of Agile made it the better approach for this project. Based on my experience, Agile is especially useful for projects where requirements may change, and where collaboration and adaptability are important for success.</w:t>
+      </w:r>
+    </w:p>
+    <w:p>
+      <w:pPr>
+        <w:spacing w:line="480" w:lineRule="auto"/>
+        <w:rPr>
+          <w:rFonts w:ascii="Times New Roman" w:hAnsi="Times New Roman" w:cs="Times New Roman"/>
+        </w:rPr>
+      </w:pPr>
+    </w:p>
+    <w:p>
+      <w:pPr>
+        <w:spacing w:line="480" w:lineRule="auto"/>
+        <w:rPr>
+          <w:rFonts w:ascii="Times New Roman" w:hAnsi="Times New Roman" w:cs="Times New Roman"/>
+        </w:rPr>
+      </w:pPr>
+      <w:r>
+        <w:rPr>
+          <w:rFonts w:ascii="Times New Roman" w:hAnsi="Times New Roman" w:cs="Times New Roman"/>
+        </w:rPr>
+        <w:lastRenderedPageBreak/>
+        <w:t>References:</w:t>
+      </w:r>
+    </w:p>
+    <w:p>
+      <w:pPr>
+        <w:spacing w:line="480" w:lineRule="auto"/>
+        <w:rPr>
+          <w:rFonts w:ascii="Times New Roman" w:hAnsi="Times New Roman" w:cs="Times New Roman"/>
+        </w:rPr>
+      </w:pPr>
+      <w:r>
+        <w:rPr>
+          <w:rFonts w:ascii="Times New Roman" w:hAnsi="Times New Roman" w:cs="Times New Roman"/>
+        </w:rPr>
+        <w:t xml:space="preserve">Project Management Institute. (2021). </w:t>
+      </w:r>
+      <w:r>
+        <w:rPr>
+          <w:rFonts w:ascii="Times New Roman" w:hAnsi="Times New Roman" w:cs="Times New Roman"/>
+          <w:i/>
+          <w:iCs/>
+        </w:rPr>
+        <w:t>Agile practice guide</w:t>
+      </w:r>
+      <w:r>
+        <w:rPr>
+          <w:rFonts w:ascii="Times New Roman" w:hAnsi="Times New Roman" w:cs="Times New Roman"/>
+        </w:rPr>
+        <w:t xml:space="preserve">. </w:t>
+      </w:r>
+    </w:p>
+    <w:p>
+      <w:pPr>
+        <w:spacing w:line="480" w:lineRule="auto"/>
+        <w:rPr>
+          <w:rFonts w:ascii="Times New Roman" w:hAnsi="Times New Roman" w:cs="Times New Roman"/>
+        </w:rPr>
+      </w:pPr>
+      <w:r>
+        <w:rPr>
+          <w:rFonts w:ascii="Times New Roman" w:hAnsi="Times New Roman" w:cs="Times New Roman"/>
+        </w:rPr>
+        <w:t xml:space="preserve">Atlassian. (2023). </w:t>
+      </w:r>
+      <w:r>
+        <w:rPr>
+          <w:rFonts w:ascii="Times New Roman" w:hAnsi="Times New Roman" w:cs="Times New Roman"/>
+          <w:i/>
+          <w:iCs/>
+        </w:rPr>
+        <w:t>What is Agile?</w:t>
+      </w:r>
+      <w:r>
+        <w:rPr>
+          <w:rFonts w:ascii="Times New Roman" w:hAnsi="Times New Roman" w:cs="Times New Roman"/>
+        </w:rPr>
+        <w:t xml:space="preserve"> </w:t>
+      </w:r>
+      <w:hyperlink r:id="rId4" w:tgtFrame="_new" w:history="1">
+        <w:r>
+          <w:rPr>
+            <w:rStyle w:val="Hyperlink"/>
+            <w:rFonts w:ascii="Times New Roman" w:hAnsi="Times New Roman" w:cs="Times New Roman"/>
+          </w:rPr>
+          <w:t>https://www.atlassian.com/agile</w:t>
+        </w:r>
+      </w:hyperlink>
+      <w:r>
+        <w:rPr>
+          <w:rFonts w:ascii="Times New Roman" w:hAnsi="Times New Roman" w:cs="Times New Roman"/>
+        </w:rPr>
+        <w:t xml:space="preserve"> </w:t>
+      </w:r>
+    </w:p>
+    <w:p>
+      <w:pPr>
+        <w:spacing w:line="480" w:lineRule="auto"/>
+        <w:rPr>
+          <w:rFonts w:ascii="Times New Roman" w:hAnsi="Times New Roman" w:cs="Times New Roman"/>
+        </w:rPr>
+      </w:pPr>
+      <w:r>
+        <w:rPr>
+          <w:rFonts w:ascii="Times New Roman" w:hAnsi="Times New Roman" w:cs="Times New Roman"/>
+        </w:rPr>
+        <w:t xml:space="preserve">Scrum.org. (2022). </w:t>
+      </w:r>
+      <w:r>
+        <w:rPr>
+          <w:rFonts w:ascii="Times New Roman" w:hAnsi="Times New Roman" w:cs="Times New Roman"/>
+          <w:i/>
+          <w:iCs/>
+        </w:rPr>
+        <w:t>What is Scrum?</w:t>
+      </w:r>
+      <w:r>
+        <w:rPr>
+          <w:rFonts w:ascii="Times New Roman" w:hAnsi="Times New Roman" w:cs="Times New Roman"/>
+        </w:rPr>
+        <w:t xml:space="preserve"> </w:t>
+      </w:r>
+      <w:hyperlink r:id="rId5" w:tgtFrame="_new" w:history="1">
+        <w:r>
+          <w:rPr>
+            <w:rStyle w:val="Hyperlink"/>
+            <w:rFonts w:ascii="Times New Roman" w:hAnsi="Times New Roman" w:cs="Times New Roman"/>
+          </w:rPr>
+          <w:t>https://www.scrum.org/resources/what-is-scrum</w:t>
+        </w:r>
+      </w:hyperlink>
+      <w:r>
+        <w:rPr>
+          <w:rFonts w:ascii="Times New Roman" w:hAnsi="Times New Roman" w:cs="Times New Roman"/>
+        </w:rPr>
+        <w:t xml:space="preserve"> </w:t>
+      </w:r>
+    </w:p>
+    <w:p>
+      <w:pPr>
+        <w:spacing w:line="480" w:lineRule="auto"/>
+        <w:rPr>
+          <w:rFonts w:ascii="Times New Roman" w:hAnsi="Times New Roman" w:cs="Times New Roman"/>
+        </w:rPr>
+      </w:pPr>
+      <w:r>
+        <w:rPr>
+          <w:rFonts w:ascii="Times New Roman" w:hAnsi="Times New Roman" w:cs="Times New Roman"/>
+        </w:rPr>
+        <w:t xml:space="preserve">Digital.ai. (2023). </w:t>
+      </w:r>
+      <w:r>
+        <w:rPr>
+          <w:rFonts w:ascii="Times New Roman" w:hAnsi="Times New Roman" w:cs="Times New Roman"/>
+          <w:i/>
+          <w:iCs/>
+        </w:rPr>
+        <w:t>State of Agile report</w:t>
+      </w:r>
+      <w:r>
+        <w:rPr>
+          <w:rFonts w:ascii="Times New Roman" w:hAnsi="Times New Roman" w:cs="Times New Roman"/>
+        </w:rPr>
+        <w:t>.</w:t>
       </w:r>
     </w:p>
     <w:p/>
@@ -1062,6 +1255,29 @@
       <w:spacing w:val="5"/>
     </w:rPr>
   </w:style>
+  <w:style w:type="character" w:styleId="Hyperlink">
+    <w:name w:val="Hyperlink"/>
+    <w:basedOn w:val="DefaultParagraphFont"/>
+    <w:uiPriority w:val="99"/>
+    <w:unhideWhenUsed/>
+    <w:rsid w:val="0049780E"/>
+    <w:rPr>
+      <w:color w:val="467886" w:themeColor="hyperlink"/>
+      <w:u w:val="single"/>
+    </w:rPr>
+  </w:style>
+  <w:style w:type="character" w:styleId="UnresolvedMention">
+    <w:name w:val="Unresolved Mention"/>
+    <w:basedOn w:val="DefaultParagraphFont"/>
+    <w:uiPriority w:val="99"/>
+    <w:semiHidden/>
+    <w:unhideWhenUsed/>
+    <w:rsid w:val="0049780E"/>
+    <w:rPr>
+      <w:color w:val="605E5C"/>
+      <w:shd w:val="clear" w:color="auto" w:fill="E1DFDD"/>
+    </w:rPr>
+  </w:style>
 </w:styles>
 </file>
 
